--- a/карта навигации мдк4.docx
+++ b/карта навигации мдк4.docx
@@ -1106,7 +1106,6 @@
           <w:p>
             <w:pPr>
               <w:ind w:left="600"/>
-              <w:jc w:val="right"/>
               <w:rPr>
                 <w:rFonts w:ascii="Times New Roman" w:hAnsi="Times New Roman" w:cs="Times New Roman"/>
                 <w:sz w:val="24"/>
@@ -6530,70 +6529,11 @@
       <w:r>
         <w:rPr>
           <w:rFonts w:ascii="Times New Roman" w:hAnsi="Times New Roman" w:cs="Times New Roman"/>
-          <w:noProof/>
           <w:sz w:val="24"/>
           <w:szCs w:val="24"/>
         </w:rPr>
         <w:lastRenderedPageBreak/>
-        <w:drawing>
-          <wp:anchor distT="0" distB="0" distL="114300" distR="114300" simplePos="0" relativeHeight="251667456" behindDoc="0" locked="0" layoutInCell="1" allowOverlap="1" wp14:anchorId="5D1615ED" wp14:editId="7F089816">
-            <wp:simplePos x="0" y="0"/>
-            <wp:positionH relativeFrom="column">
-              <wp:posOffset>4127018</wp:posOffset>
-            </wp:positionH>
-            <wp:positionV relativeFrom="paragraph">
-              <wp:posOffset>1897736</wp:posOffset>
-            </wp:positionV>
-            <wp:extent cx="298450" cy="219018"/>
-            <wp:effectExtent l="0" t="0" r="6350" b="0"/>
-            <wp:wrapNone/>
-            <wp:docPr id="3" name="Рисунок 3"/>
-            <wp:cNvGraphicFramePr>
-              <a:graphicFrameLocks xmlns:a="http://schemas.openxmlformats.org/drawingml/2006/main" noChangeAspect="1"/>
-            </wp:cNvGraphicFramePr>
-            <a:graphic xmlns:a="http://schemas.openxmlformats.org/drawingml/2006/main">
-              <a:graphicData uri="http://schemas.openxmlformats.org/drawingml/2006/picture">
-                <pic:pic xmlns:pic="http://schemas.openxmlformats.org/drawingml/2006/picture">
-                  <pic:nvPicPr>
-                    <pic:cNvPr id="0" name="Picture 2"/>
-                    <pic:cNvPicPr>
-                      <a:picLocks noChangeAspect="1" noChangeArrowheads="1"/>
-                    </pic:cNvPicPr>
-                  </pic:nvPicPr>
-                  <pic:blipFill>
-                    <a:blip r:embed="rId14">
-                      <a:extLst>
-                        <a:ext uri="{28A0092B-C50C-407E-A947-70E740481C1C}">
-                          <a14:useLocalDpi xmlns:a14="http://schemas.microsoft.com/office/drawing/2010/main" val="0"/>
-                        </a:ext>
-                      </a:extLst>
-                    </a:blip>
-                    <a:srcRect/>
-                    <a:stretch>
-                      <a:fillRect/>
-                    </a:stretch>
-                  </pic:blipFill>
-                  <pic:spPr bwMode="auto">
-                    <a:xfrm>
-                      <a:off x="0" y="0"/>
-                      <a:ext cx="298450" cy="219018"/>
-                    </a:xfrm>
-                    <a:prstGeom prst="rect">
-                      <a:avLst/>
-                    </a:prstGeom>
-                    <a:noFill/>
-                  </pic:spPr>
-                </pic:pic>
-              </a:graphicData>
-            </a:graphic>
-            <wp14:sizeRelH relativeFrom="margin">
-              <wp14:pctWidth>0</wp14:pctWidth>
-            </wp14:sizeRelH>
-            <wp14:sizeRelV relativeFrom="margin">
-              <wp14:pctHeight>0</wp14:pctHeight>
-            </wp14:sizeRelV>
-          </wp:anchor>
-        </w:drawing>
+        <w:t xml:space="preserve">Схема </w:t>
       </w:r>
       <w:r>
         <w:rPr>
@@ -6601,17 +6541,40 @@
           <w:sz w:val="24"/>
           <w:szCs w:val="24"/>
         </w:rPr>
-        <w:t>Схема 4 «Форма обратной связи»</w:t>
+        <w:t>4</w:t>
       </w:r>
       <w:r>
         <w:rPr>
           <w:rFonts w:ascii="Times New Roman" w:hAnsi="Times New Roman" w:cs="Times New Roman"/>
-          <w:noProof/>
+          <w:sz w:val="24"/>
+          <w:szCs w:val="24"/>
+        </w:rPr>
+        <w:t xml:space="preserve"> «</w:t>
+      </w:r>
+      <w:r>
+        <w:rPr>
+          <w:rFonts w:ascii="Times New Roman" w:hAnsi="Times New Roman" w:cs="Times New Roman"/>
+          <w:sz w:val="24"/>
+          <w:szCs w:val="24"/>
+        </w:rPr>
+        <w:t>Форма обратной связи</w:t>
+      </w:r>
+      <w:r>
+        <w:rPr>
+          <w:rFonts w:ascii="Times New Roman" w:hAnsi="Times New Roman" w:cs="Times New Roman"/>
+          <w:sz w:val="24"/>
+          <w:szCs w:val="24"/>
+        </w:rPr>
+        <w:t>»</w:t>
+      </w:r>
+      <w:r>
+        <w:rPr>
+          <w:rFonts w:ascii="Times New Roman" w:hAnsi="Times New Roman" w:cs="Times New Roman"/>
           <w:sz w:val="24"/>
           <w:szCs w:val="24"/>
         </w:rPr>
         <w:drawing>
-          <wp:inline distT="0" distB="0" distL="0" distR="0" wp14:anchorId="43EE1E53" wp14:editId="0A8157FF">
+          <wp:inline distT="0" distB="0" distL="0" distR="0" wp14:anchorId="43EE1E53" wp14:editId="569F5917">
             <wp:extent cx="5940425" cy="4445635"/>
             <wp:effectExtent l="0" t="0" r="3175" b="0"/>
             <wp:docPr id="2" name="Рисунок 2"/>
@@ -6626,7 +6589,7 @@
                     <pic:cNvPicPr/>
                   </pic:nvPicPr>
                   <pic:blipFill>
-                    <a:blip r:embed="rId15"/>
+                    <a:blip r:embed="rId14"/>
                     <a:stretch>
                       <a:fillRect/>
                     </a:stretch>
